--- a/docs/JAMIA/submission/disclosures.docx
+++ b/docs/JAMIA/submission/disclosures.docx
@@ -20,99 +20,96 @@
         <w:t xml:space="preserve">Conflict of Interest</w:t>
       </w:r>
     </w:p>
-    <w:p>
-      <w:ins w:id="15" w:author="J.T. Menchaca" w:date="2026-05-13T17:30:09Z" w16du:dateUtc="2026-05-13T17:30:09Z">
-        <w:r>
-          <w:t>The authors declare no competing interests.</w:t>
-        </w:r>
-      </w:ins>
-    </w:p>
-    <w:p>
-      <w:ins w:id="16" w:author="J.T. Menchaca" w:date="2026-05-13T17:30:09Z" w16du:dateUtc="2026-05-13T17:30:09Z">
-        <w:r>
-          <w:t>This research received no specific grant from any funding agency.</w:t>
-        </w:r>
-      </w:ins>
-    </w:p>
-    <w:p>
-      <w:ins w:id="17" w:author="J.T. Menchaca" w:date="2026-05-13T17:30:09Z" w16du:dateUtc="2026-05-13T17:30:09Z">
-        <w:r>
-          <w:rPr>
-            <w:b/>
-            <w:bCs/>
-          </w:rPr>
-          <w:t xml:space="preserve">John Thomas Menchaca: </w:t>
-        </w:r>
-        <w:r>
-          <w:rPr/>
-          <w:t>Conceptualization, Data curation, Formal analysis, Investigation, Methodology, Project administration, Software, Validation, Visualization, Writing – original draft, Writing – review &amp; editing.</w:t>
-        </w:r>
-      </w:ins>
-    </w:p>
-    <w:p>
-      <w:ins w:id="18" w:author="J.T. Menchaca" w:date="2026-05-13T17:30:09Z" w16du:dateUtc="2026-05-13T17:30:09Z">
-        <w:r>
-          <w:rPr>
-            <w:b/>
-            <w:bCs/>
-          </w:rPr>
-          <w:t xml:space="preserve">Kensaku Kawamoto: </w:t>
-        </w:r>
-        <w:r>
-          <w:rPr/>
-          <w:t>Resources, Supervision, Writing – review &amp; editing.</w:t>
-        </w:r>
-      </w:ins>
-    </w:p>
     <w:bookmarkEnd w:id="9"/>
     <w:bookmarkStart w:id="10" w:name="funding"/>
-    <w:p>
-      <w:pPr>
-        <w:pStyle w:val="Heading2"/>
-      </w:pPr>
-      <w:r>
-        <w:t xml:space="preserve">Funding</w:t>
-      </w:r>
-    </w:p>
     <w:bookmarkEnd w:id="10"/>
     <w:bookmarkStart w:id="11" w:name="credit-author-contributions"/>
-    <w:p>
-      <w:pPr>
-        <w:pStyle w:val="Heading2"/>
-      </w:pPr>
-      <w:r>
-        <w:t xml:space="preserve">CRediT Author Contributions</w:t>
-      </w:r>
-    </w:p>
     <w:bookmarkEnd w:id="11"/>
     <w:bookmarkStart w:id="12" w:name="ai-disclosure"/>
+    <w:bookmarkEnd w:id="12"/>
+    <w:bookmarkStart w:id="13" w:name="acknowledgments"/>
+    <w:bookmarkEnd w:id="13"/>
+    <w:bookmarkEnd w:id="14"/>
     <w:p>
       <w:pPr>
-        <w:pStyle w:val="Heading2"/>
+        <w:pStyle w:val="FirstParagraph"/>
       </w:pPr>
       <w:r>
-        <w:t xml:space="preserve">AI Disclosure</w:t>
+        <w:t>The authors declare no competing interests.</w:t>
       </w:r>
     </w:p>
     <w:p>
-      <w:ins w:id="19" w:author="J.T. Menchaca" w:date="2026-05-13T17:32:04Z" w16du:dateUtc="2026-05-13T17:32:04Z">
-        <w:r>
-          <w:t>AI-assisted tools (Anthropic Claude, OpenAI ChatGPT) were used throughout the project for code development, data processing, and manuscript drafting. All scientific content, study design, analysis decisions, and interpretations were made by the authors, who take full responsibility for the work.</w:t>
-        </w:r>
-      </w:ins>
-    </w:p>
-    <w:bookmarkEnd w:id="12"/>
-    <w:bookmarkStart w:id="13" w:name="acknowledgments"/>
-    <w:p>
       <w:pPr>
         <w:pStyle w:val="Heading2"/>
       </w:pPr>
       <w:r>
-        <w:t xml:space="preserve">Acknowledgments</w:t>
+        <w:t>Funding</w:t>
       </w:r>
     </w:p>
-    <w:bookmarkEnd w:id="13"/>
-    <w:bookmarkEnd w:id="14"/>
+    <w:p>
+      <w:pPr>
+        <w:pStyle w:val="FirstParagraph"/>
+      </w:pPr>
+      <w:r>
+        <w:t>This research received no specific grant from any funding agency in the public, commercial, or not-for-profit sectors.</w:t>
+      </w:r>
+    </w:p>
+    <w:p>
+      <w:pPr>
+        <w:pStyle w:val="Heading2"/>
+      </w:pPr>
+      <w:r>
+        <w:t>CRediT Author Contributions</w:t>
+      </w:r>
+    </w:p>
+    <w:p>
+      <w:pPr>
+        <w:pStyle w:val="FirstParagraph"/>
+      </w:pPr>
+      <w:r>
+        <w:t>John Thomas Menchaca: Conceptualization, Data curation, Formal analysis, Investigation, Methodology, Project administration, Software, Validation, Visualization, Writing – original draft, Writing – review &amp; editing.</w:t>
+      </w:r>
+    </w:p>
+    <w:p>
+      <w:pPr>
+        <w:pStyle w:val="FirstParagraph"/>
+      </w:pPr>
+      <w:r>
+        <w:t>Kensaku Kawamoto: Resources, Supervision, Writing – review &amp; editing.</w:t>
+      </w:r>
+    </w:p>
+    <w:p>
+      <w:pPr>
+        <w:pStyle w:val="Heading2"/>
+      </w:pPr>
+      <w:r>
+        <w:t>AI Disclosure</w:t>
+      </w:r>
+    </w:p>
+    <w:p>
+      <w:pPr>
+        <w:pStyle w:val="FirstParagraph"/>
+      </w:pPr>
+      <w:r>
+        <w:t>Multiple AI tools (Anthropic Claude, Google Gemini, OpenAI ChatGPT) were used throughout the project, to various extents, for library development and manuscript-related analyses. All scientific content, study design, analysis, interpretations, and manuscript decisions were made by the authors, who take full responsibility for the work.</w:t>
+      </w:r>
+    </w:p>
+    <w:p>
+      <w:pPr>
+        <w:pStyle w:val="Heading2"/>
+      </w:pPr>
+      <w:r>
+        <w:t>Acknowledgments</w:t>
+      </w:r>
+    </w:p>
+    <w:p>
+      <w:pPr>
+        <w:pStyle w:val="FirstParagraph"/>
+      </w:pPr>
+      <w:r>
+        <w:t>Tidy-TS builds on ideas and infrastructure from several open-source projects, including R, Python, pandas, Polars, tidyverse, arquero, and zod. The authors are grateful to these communities for their work.</w:t>
+      </w:r>
+    </w:p>
     <w:sectPr>
       <w:pgSz w:w="12240" w:h="15840"/>
       <w:pgMar w:top="1440" w:right="1440" w:bottom="1440" w:left="1440" w:header="720" w:footer="720" w:gutter="0"/>
